--- a/benchmarks/datasets/seed-cases-v1/_source/task03/task03_case1.docx
+++ b/benchmarks/datasets/seed-cases-v1/_source/task03/task03_case1.docx
@@ -59,7 +59,7 @@
           <w:sz w:val="22"/>
           <w:szCs w:val="22"/>
         </w:rPr>
-        <w:t xml:space="preserve">公司信息：XX科技有限公司，互联网行业，非CIIO。业务概述：提供在线工具类产品。出境场景描述：用户行为数据（浏览记录、点击数据、使用时长）传至美国子公司用于统一数据分析平台。合法性基础：用户同意。必要性论证：集团统一数据分析平台需要集中处理全球用户数据，以支持产品优化决策。</w:t>
+        <w:t>公司信息：云驰科技有限公司，互联网行业，非CIIO。业务概述：提供在线工具类产品。出境场景描述：用户行为数据（浏览记录、点击数据、使用时长）传至美国子公司用于统一数据分析平台。合法性基础：用户同意。必要性论证：集团统一数据分析平台需要集中处理全球用户数据，以支持产品优化决策。</w:t>
       </w:r>
     </w:p>
     <w:p>
@@ -143,7 +143,7 @@
           <w:sz w:val="22"/>
           <w:szCs w:val="22"/>
         </w:rPr>
-        <w:t xml:space="preserve">基本情况：XX Tech Inc.（美国），同集团子公司。处理用途方式：用户行为分析和产品优化。安全保护能力：通过ISO 27001认证，部署防火墙、入侵检测系统、数据加密存储。</w:t>
+        <w:t>基本情况：Yunchi Tech Inc.（美国），同集团子公司。处理用途方式：用户行为分析和产品优化。安全保护能力：通过ISO 27001认证，部署防火墙、入侵检测系统、数据加密存储。</w:t>
       </w:r>
     </w:p>
     <w:p>
@@ -287,7 +287,7 @@
           <w:sz w:val="22"/>
           <w:szCs w:val="22"/>
         </w:rPr>
-        <w:t xml:space="preserve">（一）个人信息处理者基本情况：XX科技有限公司，互联网行业，非关键信息基础设施运营者。累计向境外提供约30万人一般个人信息，处于10万至100万区间，适用标准合同路径。</w:t>
+        <w:t>（一）个人信息处理者基本情况：云驰科技有限公司，互联网行业，非关键信息基础设施运营者。累计向境外提供约30万人一般个人信息，处于10万至100万区间，适用标准合同路径。</w:t>
       </w:r>
     </w:p>
     <w:p>
@@ -339,7 +339,7 @@
           <w:sz w:val="22"/>
           <w:szCs w:val="22"/>
         </w:rPr>
-        <w:t xml:space="preserve">（五）境外接收方情况：XX Tech Inc.（美国），同集团子公司，通过ISO 27001认证。处理目的为用户行为分析，承诺不将数据用于其他目的。</w:t>
+        <w:t>（五）境外接收方情况：Yunchi Tech Inc.（美国），同集团子公司，通过ISO 27001认证。处理目的为用户行为分析，承诺不将数据用于其他目的。</w:t>
       </w:r>
     </w:p>
     <w:p>
